--- a/24_20_Fascinating_Black_History_Heroes_Student_Worksheet.docx
+++ b/24_20_Fascinating_Black_History_Heroes_Student_Worksheet.docx
@@ -633,7 +633,7 @@
                 <w:color w:val="1A1A1A"/>
                 <w:sz w:val="24"/>
               </w:rPr>
-              <w:t xml:space="preserve">2.  </w:t>
+              <w:t xml:space="preserve"/>
             </w:r>
             <w:r>
               <w:rPr>
@@ -643,7 +643,7 @@
                 <w:color w:val="1A1A1A"/>
                 <w:sz w:val="24"/>
               </w:rPr>
-              <w:t xml:space="preserve">Claudette Colvin</w:t>
+              <w:t xml:space="preserve">2.  Claudette Colvin     1939 – 2026</w:t>
             </w:r>
             <w:r>
               <w:rPr>
@@ -653,7 +653,7 @@
                 <w:color w:val="1A1A1A"/>
                 <w:sz w:val="18"/>
               </w:rPr>
-              <w:t xml:space="preserve">     1939 – </w:t>
+              <w:t xml:space="preserve"/>
             </w:r>
           </w:p>
         </w:tc>
@@ -3924,7 +3924,7 @@
                 <w:color w:val="FFFFFF"/>
                 <w:sz w:val="24"/>
               </w:rPr>
-              <w:t xml:space="preserve">W.E.B Du Bois</w:t>
+              <w:t xml:space="preserve">W.E.B. Du Bois</w:t>
             </w:r>
             <w:r>
               <w:rPr>
